--- a/word_reports/LP_0250_위치_446_Mr. Lee_Get Busy.docx
+++ b/word_reports/LP_0250_위치_446_Mr. Lee_Get Busy.docx
@@ -4,7 +4,7 @@
   <w:body>
     <w:p>
       <w:pPr>
-        <w:spacing w:after="280"/>
+        <w:spacing w:after="80"/>
       </w:pPr>
       <w:r>
         <w:rPr w:rFonts="맑은 고딕">
@@ -13,94 +13,47 @@
           <w:color w:val="1E3A8A"/>
           <w:sz w:val="30"/>
         </w:rPr>
-        <w:t>[446] Mr. Lee - Get Busy</w:t>
+        <w:t>Mr. Lee (이씨) - Get Busy</w:t>
       </w:r>
     </w:p>
     <w:p>
       <w:pPr>
-        <w:spacing w:after="320"/>
+        <w:spacing w:after="240"/>
       </w:pPr>
       <w:r>
         <w:rPr w:rFonts="맑은 고딕">
           <w:rFonts w:ascii="맑은 고딕" w:hAnsi="맑은 고딕" w:eastAsia="맑은 고딕"/>
           <w:b/>
-          <w:sz w:val="20"/>
+          <w:color w:val="4B5563"/>
+          <w:sz w:val="22"/>
         </w:rPr>
-        <w:t>■ 위치 : 446</w:t>
-        <w:br/>
-      </w:r>
-      <w:r>
-        <w:rPr w:rFonts="맑은 고딕">
-          <w:rFonts w:ascii="맑은 고딕" w:hAnsi="맑은 고딕" w:eastAsia="맑은 고딕"/>
-          <w:b/>
-          <w:sz w:val="20"/>
-        </w:rPr>
-        <w:t>■ 아티스트 : Mr. Lee</w:t>
-        <w:br/>
-      </w:r>
-      <w:r>
-        <w:rPr w:rFonts="맑은 고딕">
-          <w:rFonts w:ascii="맑은 고딕" w:hAnsi="맑은 고딕" w:eastAsia="맑은 고딕"/>
-          <w:b/>
-          <w:sz w:val="20"/>
-        </w:rPr>
-        <w:t>■ 앨범명 : Get Busy</w:t>
-        <w:br/>
-      </w:r>
-      <w:r>
-        <w:rPr w:rFonts="맑은 고딕">
-          <w:rFonts w:ascii="맑은 고딕" w:hAnsi="맑은 고딕" w:eastAsia="맑은 고딕"/>
-          <w:b w:val="0"/>
-          <w:sz w:val="20"/>
-        </w:rPr>
-        <w:t>■ 음반 레이블 : Jive Records</w:t>
-        <w:br/>
-      </w:r>
-      <w:r>
-        <w:rPr w:rFonts="맑은 고딕">
-          <w:rFonts w:ascii="맑은 고딕" w:hAnsi="맑은 고딕" w:eastAsia="맑은 고딕"/>
-          <w:b w:val="0"/>
-          <w:sz w:val="20"/>
-        </w:rPr>
-        <w:t>■ 발매년도 : 1990</w:t>
-        <w:br/>
-      </w:r>
-      <w:r>
-        <w:rPr w:rFonts="맑은 고딕">
-          <w:rFonts w:ascii="맑은 고딕" w:hAnsi="맑은 고딕" w:eastAsia="맑은 고딕"/>
-          <w:b w:val="0"/>
-          <w:sz w:val="20"/>
-        </w:rPr>
-        <w:t>■ 장르 : 힙하우스 (Hip-House), 시카고 하우스 (Chicago House)</w:t>
-        <w:br/>
-      </w:r>
-      <w:r>
-        <w:rPr w:rFonts="맑은 고딕">
-          <w:rFonts w:ascii="맑은 고딕" w:hAnsi="맑은 고딕" w:eastAsia="맑은 고딕"/>
-          <w:b w:val="0"/>
-          <w:sz w:val="20"/>
-        </w:rPr>
-        <w:t>■ 주요 수록곡 : 1. Get Busy</w:t>
-        <w:br/>
+        <w:t>위치 :  446</w:t>
       </w:r>
     </w:p>
     <w:p>
       <w:pPr>
-        <w:spacing w:after="160"/>
+        <w:spacing w:line="324" w:lineRule="auto" w:before="80" w:after="160"/>
       </w:pPr>
       <w:r>
         <w:rPr w:rFonts="맑은 고딕">
           <w:rFonts w:ascii="맑은 고딕" w:hAnsi="맑은 고딕" w:eastAsia="맑은 고딕"/>
           <w:b/>
           <w:color w:val="1F2937"/>
-          <w:sz w:val="24"/>
+          <w:sz w:val="22"/>
         </w:rPr>
-        <w:t>■ 음반 해설 및 감상 가이드</w:t>
+        <w:t xml:space="preserve">[음반 소개] </w:t>
+      </w:r>
+      <w:r>
+        <w:rPr w:rFonts="맑은 고딕">
+          <w:rFonts w:ascii="맑은 고딕" w:hAnsi="맑은 고딕" w:eastAsia="맑은 고딕"/>
+          <w:b w:val="0"/>
+          <w:sz w:val="21"/>
+        </w:rPr>
       </w:r>
     </w:p>
     <w:p>
       <w:pPr>
-        <w:spacing w:line="312" w:lineRule="auto" w:after="120"/>
+        <w:spacing w:line="324" w:lineRule="auto" w:after="120"/>
       </w:pPr>
       <w:r>
         <w:rPr w:rFonts="맑은 고딕">
@@ -108,51 +61,516 @@
           <w:b w:val="0"/>
           <w:sz w:val="21"/>
         </w:rPr>
-        <w:t>1980년대 후반과 1990년대 초반, 세계 스트리트 컬처와 클럽 씬을 뜨겁게 달군 ‘힙하우스(Hip-House)’ 장르의 정점을 보여주는 미스터 리(Mr. Lee)의 명작 《Get Busy》입니다. 시카고 하우스 음악의 본고장에서 DJ이자 프로듀서로 입지를 다진 미스터 리는 하우스 음악의 중독성 있는 4온더플로어(4-on-the-floor) 리듬 위에 힙합의 랩을 절묘하게 융합하며 장르의 지평을 넓혔습니다. 1990년 자이브(Jive) 레이블을 통해 세상에 나온 이 앨범은 언더그라운드 댄스 뮤직의 에너지와 대중성을 동시에 포획한 기념비적인 작품입니다.</w:t>
+        <w:t>1980년대 후반과 1990년대 초반, 시카고의 뜨거운 밤을 수놓았던 하우스 음악의 박동과 거리의 힙합이 절묘하게 교차하는 지점에 본작 《Get Busy》가 우뚝 서 있습니다. 턴테이블 위에서 피어오르는 생생한 비트는 당대 클럽 문화의 순수한 열정과 청춘의 숨결을 고스란히 봉인하고 있으며, 거친 아날로그 그루브 속에서도 음악적 세련미를 잃지 않는 명작입니다. 시대를 뛰어넘어 LP의 소릿골을 타고 흐르는 리듬의 향연은 댄스 음악 역시 하나의 고결한 예술적 기록물이 될 수 있음을 묵직하게 증명합니다.</w:t>
       </w:r>
     </w:p>
     <w:p>
       <w:pPr>
-        <w:spacing w:line="312" w:lineRule="auto" w:after="120"/>
+        <w:spacing w:line="324" w:lineRule="auto" w:before="200" w:after="80"/>
       </w:pPr>
+      <w:r>
+        <w:rPr w:rFonts="맑은 고딕">
+          <w:rFonts w:ascii="맑은 고딕" w:hAnsi="맑은 고딕" w:eastAsia="맑은 고딕"/>
+          <w:b/>
+          <w:color w:val="1E3A8A"/>
+          <w:sz w:val="24"/>
+        </w:rPr>
+        <w:t>1. 음반 데이터</w:t>
+      </w:r>
+    </w:p>
+    <w:p>
+      <w:pPr>
+        <w:spacing w:line="324" w:lineRule="auto" w:after="80"/>
+      </w:pPr>
+      <w:r>
+        <w:rPr w:rFonts="맑은 고딕">
+          <w:rFonts w:ascii="맑은 고딕" w:hAnsi="맑은 고딕" w:eastAsia="맑은 고딕"/>
+          <w:b w:val="0"/>
+          <w:color w:val="6B7280"/>
+          <w:sz w:val="21"/>
+        </w:rPr>
+        <w:t xml:space="preserve">· </w:t>
+      </w:r>
+      <w:r>
+        <w:rPr w:rFonts="맑은 고딕">
+          <w:rFonts w:ascii="맑은 고딕" w:hAnsi="맑은 고딕" w:eastAsia="맑은 고딕"/>
+          <w:b/>
+          <w:color w:val="1F2937"/>
+          <w:sz w:val="21"/>
+        </w:rPr>
+        <w:t xml:space="preserve">앨범명: </w:t>
+      </w:r>
       <w:r>
         <w:rPr w:rFonts="맑은 고딕">
           <w:rFonts w:ascii="맑은 고딕" w:hAnsi="맑은 고딕" w:eastAsia="맑은 고딕"/>
           <w:b w:val="0"/>
           <w:sz w:val="21"/>
         </w:rPr>
-        <w:t>이 앨범은 롤랜드 TR-909 드럼 머신이 만들어내는 강렬하고 묵직한 비트와 감각적인 신디사이저 베이스라인이 단연 돋보입니다. 미스터 리 특유의 리드미컬하고 에너제틱한 라임 전달력은 클럽의 폭발적인 열기를 LP 음반 구석구석에 그대로 이식해 놓았으며, 반복적이면서도 매혹적인 후크는 듣는 이의 청각을 단숨에 사로잡습니다. 정교하게 다듬어진 샘플링 테크닉과 당대 하우스 음악의 과감한 사운드 디자인은 힙하우스가 단순한 유행을 넘어 하나의 독창적인 음악적 어법으로 자리 잡았음을 증명합니다.</w:t>
+        <w:t>Get Busy</w:t>
       </w:r>
     </w:p>
     <w:p>
       <w:pPr>
-        <w:spacing w:line="312" w:lineRule="auto" w:after="120"/>
+        <w:spacing w:line="324" w:lineRule="auto" w:after="80"/>
       </w:pPr>
+      <w:r>
+        <w:rPr w:rFonts="맑은 고딕">
+          <w:rFonts w:ascii="맑은 고딕" w:hAnsi="맑은 고딕" w:eastAsia="맑은 고딕"/>
+          <w:b w:val="0"/>
+          <w:color w:val="6B7280"/>
+          <w:sz w:val="21"/>
+        </w:rPr>
+        <w:t xml:space="preserve">· </w:t>
+      </w:r>
+      <w:r>
+        <w:rPr w:rFonts="맑은 고딕">
+          <w:rFonts w:ascii="맑은 고딕" w:hAnsi="맑은 고딕" w:eastAsia="맑은 고딕"/>
+          <w:b/>
+          <w:color w:val="1F2937"/>
+          <w:sz w:val="21"/>
+        </w:rPr>
+        <w:t xml:space="preserve">아티스트: </w:t>
+      </w:r>
       <w:r>
         <w:rPr w:rFonts="맑은 고딕">
           <w:rFonts w:ascii="맑은 고딕" w:hAnsi="맑은 고딕" w:eastAsia="맑은 고딕"/>
           <w:b w:val="0"/>
           <w:sz w:val="21"/>
         </w:rPr>
-        <w:t>앨범의 대표곡인 〈Get Busy〉는 빌보드 댄스 차트 상위권을 석권하며 미스터 리라는 이름을 세계에 알린 트랙으로, 숨 가쁘게 전개되는 비트와 거부할 수 없는 그루브를 자랑합니다. 이어서 전개되는 히트 싱글 〈Pump That Body〉는 한층 더 날카로워진 사운드 레이어와 강렬한 보컬 샘플링이 어우러져 아날로그 바이닐 특유의 질감과 다이내믹을 극대화합니다. 수록곡 전반에 걸쳐 흐르는 명징한 키보드 루프와 하이햇 사운드는 90년대 초반 클럽 문화의 정수를 직관적으로 전달합니다.</w:t>
+        <w:t>Mr. Lee (이씨)</w:t>
       </w:r>
     </w:p>
     <w:p>
       <w:pPr>
-        <w:spacing w:line="312" w:lineRule="auto" w:after="120"/>
+        <w:spacing w:line="324" w:lineRule="auto" w:after="80"/>
       </w:pPr>
+      <w:r>
+        <w:rPr w:rFonts="맑은 고딕">
+          <w:rFonts w:ascii="맑은 고딕" w:hAnsi="맑은 고딕" w:eastAsia="맑은 고딕"/>
+          <w:b w:val="0"/>
+          <w:color w:val="6B7280"/>
+          <w:sz w:val="21"/>
+        </w:rPr>
+        <w:t xml:space="preserve">· </w:t>
+      </w:r>
+      <w:r>
+        <w:rPr w:rFonts="맑은 고딕">
+          <w:rFonts w:ascii="맑은 고딕" w:hAnsi="맑은 고딕" w:eastAsia="맑은 고딕"/>
+          <w:b/>
+          <w:color w:val="1F2937"/>
+          <w:sz w:val="21"/>
+        </w:rPr>
+        <w:t xml:space="preserve">발매 정보: </w:t>
+      </w:r>
       <w:r>
         <w:rPr w:rFonts="맑은 고딕">
           <w:rFonts w:ascii="맑은 고딕" w:hAnsi="맑은 고딕" w:eastAsia="맑은 고딕"/>
           <w:b w:val="0"/>
           <w:sz w:val="21"/>
         </w:rPr>
-        <w:t>《Get Busy》는 현대 일렉트로닉 댄스 뮤직(EDM)과 힙합의 crossover 역사를 탐구하고자 하는 리스너들에게 결코 빼놓을 수 없는 필청반입니다. 아날로그 시대의 끝자락에서 탄생한 이 앨범은, 시대를 앞서간 한 프로듀서의 천재성과 90년대 초반의 생동감 넘치는 음악적 에너지가 집약된 이정표로서 아날로그 LP 컬렉션의 가치를 한층 더 높여줄 것입니다.</w:t>
+        <w:t>1990년 명문 레이블 자이브 레코드(Jive Records)를 통해 세상에 울려 퍼진 앨범으로, 시카고 언더그라운드에서 태동한 '힙하우스(Hip-House)' 장르를 메이저 팝 씬의 정점으로 끌어올린 역사적 기록물입니다.</w:t>
+      </w:r>
+    </w:p>
+    <w:p>
+      <w:pPr>
+        <w:spacing w:line="324" w:lineRule="auto" w:after="80"/>
+      </w:pPr>
+      <w:r>
+        <w:rPr w:rFonts="맑은 고딕">
+          <w:rFonts w:ascii="맑은 고딕" w:hAnsi="맑은 고딕" w:eastAsia="맑은 고딕"/>
+          <w:b w:val="0"/>
+          <w:color w:val="6B7280"/>
+          <w:sz w:val="21"/>
+        </w:rPr>
+        <w:t xml:space="preserve">· </w:t>
+      </w:r>
+      <w:r>
+        <w:rPr w:rFonts="맑은 고딕">
+          <w:rFonts w:ascii="맑은 고딕" w:hAnsi="맑은 고딕" w:eastAsia="맑은 고딕"/>
+          <w:b/>
+          <w:color w:val="1F2937"/>
+          <w:sz w:val="21"/>
+        </w:rPr>
+        <w:t xml:space="preserve">LP 인기도(판매량): </w:t>
+      </w:r>
+      <w:r>
+        <w:rPr w:rFonts="맑은 고딕">
+          <w:rFonts w:ascii="맑은 고딕" w:hAnsi="맑은 고딕" w:eastAsia="맑은 고딕"/>
+          <w:b w:val="0"/>
+          <w:sz w:val="21"/>
+        </w:rPr>
+        <w:t>타이틀곡 "Get Busy"가 빌보드 핫 100 차트 41위에 오르고 핫 댄스 클럽 플레이 차트 2위를 기록하는 등 대중적 돌풍을 일으켰으며, 전 세계 클럽과 라디오 전파를 장악하며 골드 레코드에 필적하는 기념비적인 판매고를 달성했습니다.</w:t>
+      </w:r>
+    </w:p>
+    <w:p>
+      <w:pPr>
+        <w:spacing w:line="324" w:lineRule="auto" w:after="80"/>
+      </w:pPr>
+      <w:r>
+        <w:rPr w:rFonts="맑은 고딕">
+          <w:rFonts w:ascii="맑은 고딕" w:hAnsi="맑은 고딕" w:eastAsia="맑은 고딕"/>
+          <w:b w:val="0"/>
+          <w:color w:val="6B7280"/>
+          <w:sz w:val="21"/>
+        </w:rPr>
+        <w:t xml:space="preserve">· </w:t>
+      </w:r>
+      <w:r>
+        <w:rPr w:rFonts="맑은 고딕">
+          <w:rFonts w:ascii="맑은 고딕" w:hAnsi="맑은 고딕" w:eastAsia="맑은 고딕"/>
+          <w:b/>
+          <w:color w:val="1F2937"/>
+          <w:sz w:val="21"/>
+        </w:rPr>
+        <w:t xml:space="preserve">각종 수상경력: </w:t>
+      </w:r>
+      <w:r>
+        <w:rPr w:rFonts="맑은 고딕">
+          <w:rFonts w:ascii="맑은 고딕" w:hAnsi="맑은 고딕" w:eastAsia="맑은 고딕"/>
+          <w:b w:val="0"/>
+          <w:sz w:val="21"/>
+        </w:rPr>
+        <w:t>힙합과 전자 댄스 음악의 경계를 허문 독창성을 인정받아 당대 유수의 음악 비평지로부터 찬사를 받았으며, 90년대 댄스 뮤직 씬을 주도한 가장 선구적인 힙하우스 명반으로 영구히 자리매김했습니다.</w:t>
+      </w:r>
+    </w:p>
+    <w:p>
+      <w:pPr>
+        <w:spacing w:line="324" w:lineRule="auto" w:before="200" w:after="80"/>
+      </w:pPr>
+      <w:r>
+        <w:rPr w:rFonts="맑은 고딕">
+          <w:rFonts w:ascii="맑은 고딕" w:hAnsi="맑은 고딕" w:eastAsia="맑은 고딕"/>
+          <w:b/>
+          <w:color w:val="1E3A8A"/>
+          <w:sz w:val="24"/>
+        </w:rPr>
+        <w:t>2. 아티스트 정보</w:t>
+      </w:r>
+    </w:p>
+    <w:p>
+      <w:pPr>
+        <w:spacing w:line="324" w:lineRule="auto" w:after="80"/>
+      </w:pPr>
+      <w:r>
+        <w:rPr w:rFonts="맑은 고딕">
+          <w:rFonts w:ascii="맑은 고딕" w:hAnsi="맑은 고딕" w:eastAsia="맑은 고딕"/>
+          <w:b w:val="0"/>
+          <w:color w:val="6B7280"/>
+          <w:sz w:val="21"/>
+        </w:rPr>
+        <w:t xml:space="preserve">· </w:t>
+      </w:r>
+      <w:r>
+        <w:rPr w:rFonts="맑은 고딕">
+          <w:rFonts w:ascii="맑은 고딕" w:hAnsi="맑은 고딕" w:eastAsia="맑은 고딕"/>
+          <w:b/>
+          <w:color w:val="1F2937"/>
+          <w:sz w:val="21"/>
+        </w:rPr>
+        <w:t xml:space="preserve">국적: </w:t>
+      </w:r>
+      <w:r>
+        <w:rPr w:rFonts="맑은 고딕">
+          <w:rFonts w:ascii="맑은 고딕" w:hAnsi="맑은 고딕" w:eastAsia="맑은 고딕"/>
+          <w:b w:val="0"/>
+          <w:sz w:val="21"/>
+        </w:rPr>
+        <w:t>미국 (일리노이주 시카고)</w:t>
+      </w:r>
+    </w:p>
+    <w:p>
+      <w:pPr>
+        <w:spacing w:line="324" w:lineRule="auto" w:after="80"/>
+      </w:pPr>
+      <w:r>
+        <w:rPr w:rFonts="맑은 고딕">
+          <w:rFonts w:ascii="맑은 고딕" w:hAnsi="맑은 고딕" w:eastAsia="맑은 고딕"/>
+          <w:b w:val="0"/>
+          <w:color w:val="6B7280"/>
+          <w:sz w:val="21"/>
+        </w:rPr>
+        <w:t xml:space="preserve">· </w:t>
+      </w:r>
+      <w:r>
+        <w:rPr w:rFonts="맑은 고딕">
+          <w:rFonts w:ascii="맑은 고딕" w:hAnsi="맑은 고딕" w:eastAsia="맑은 고딕"/>
+          <w:b/>
+          <w:color w:val="1F2937"/>
+          <w:sz w:val="21"/>
+        </w:rPr>
+        <w:t xml:space="preserve">생몰년도: </w:t>
+      </w:r>
+      <w:r>
+        <w:rPr w:rFonts="맑은 고딕">
+          <w:rFonts w:ascii="맑은 고딕" w:hAnsi="맑은 고딕" w:eastAsia="맑은 고딕"/>
+          <w:b w:val="0"/>
+          <w:sz w:val="21"/>
+        </w:rPr>
+        <w:t>1968년 출생 ~ 현재</w:t>
+      </w:r>
+    </w:p>
+    <w:p>
+      <w:pPr>
+        <w:spacing w:line="324" w:lineRule="auto" w:after="80"/>
+      </w:pPr>
+      <w:r>
+        <w:rPr w:rFonts="맑은 고딕">
+          <w:rFonts w:ascii="맑은 고딕" w:hAnsi="맑은 고딕" w:eastAsia="맑은 고딕"/>
+          <w:b w:val="0"/>
+          <w:color w:val="6B7280"/>
+          <w:sz w:val="21"/>
+        </w:rPr>
+        <w:t xml:space="preserve">· </w:t>
+      </w:r>
+      <w:r>
+        <w:rPr w:rFonts="맑은 고딕">
+          <w:rFonts w:ascii="맑은 고딕" w:hAnsi="맑은 고딕" w:eastAsia="맑은 고딕"/>
+          <w:b/>
+          <w:color w:val="1F2937"/>
+          <w:sz w:val="21"/>
+        </w:rPr>
+        <w:t xml:space="preserve">그룹 소속: </w:t>
+      </w:r>
+      <w:r>
+        <w:rPr w:rFonts="맑은 고딕">
+          <w:rFonts w:ascii="맑은 고딕" w:hAnsi="맑은 고딕" w:eastAsia="맑은 고딕"/>
+          <w:b w:val="0"/>
+          <w:sz w:val="21"/>
+        </w:rPr>
+        <w:t>솔로 (프로듀서, DJ 겸 래퍼)</w:t>
+      </w:r>
+    </w:p>
+    <w:p>
+      <w:pPr>
+        <w:spacing w:line="324" w:lineRule="auto" w:after="80"/>
+      </w:pPr>
+      <w:r>
+        <w:rPr w:rFonts="맑은 고딕">
+          <w:rFonts w:ascii="맑은 고딕" w:hAnsi="맑은 고딕" w:eastAsia="맑은 고딕"/>
+          <w:b w:val="0"/>
+          <w:color w:val="6B7280"/>
+          <w:sz w:val="21"/>
+        </w:rPr>
+        <w:t xml:space="preserve">· </w:t>
+      </w:r>
+      <w:r>
+        <w:rPr w:rFonts="맑은 고딕">
+          <w:rFonts w:ascii="맑은 고딕" w:hAnsi="맑은 고딕" w:eastAsia="맑은 고딕"/>
+          <w:b/>
+          <w:color w:val="1F2937"/>
+          <w:sz w:val="21"/>
+        </w:rPr>
+        <w:t xml:space="preserve">아티스트 소개: </w:t>
+      </w:r>
+      <w:r>
+        <w:rPr w:rFonts="맑은 고딕">
+          <w:rFonts w:ascii="맑은 고딕" w:hAnsi="맑은 고딕" w:eastAsia="맑은 고딕"/>
+          <w:b w:val="0"/>
+          <w:sz w:val="21"/>
+        </w:rPr>
+        <w:t>시카고 힙하우스 무브먼트의 핵심 주역으로 활약한 미스터 리(Leroy Haggard Jr.)는 탁월한 프로듀싱 감각과 역동적인 랩 메이킹 능력을 겸비한 전천후 아티스트입니다. 그는 전자 드럼 머신의 건조한 질감에 소울풀한 리듬을 덧입히며 1990년대 초반 글로벌 댄스 플로어의 음악적 어법을 완전히 새롭게 정의해 냈습니다.</w:t>
+      </w:r>
+    </w:p>
+    <w:p>
+      <w:pPr>
+        <w:spacing w:line="324" w:lineRule="auto" w:before="200" w:after="80"/>
+      </w:pPr>
+      <w:r>
+        <w:rPr w:rFonts="맑은 고딕">
+          <w:rFonts w:ascii="맑은 고딕" w:hAnsi="맑은 고딕" w:eastAsia="맑은 고딕"/>
+          <w:b/>
+          <w:color w:val="1E3A8A"/>
+          <w:sz w:val="24"/>
+        </w:rPr>
+        <w:t>3. 음반 상세 분석</w:t>
+      </w:r>
+    </w:p>
+    <w:p>
+      <w:pPr>
+        <w:spacing w:line="324" w:lineRule="auto" w:after="80"/>
+      </w:pPr>
+      <w:r>
+        <w:rPr w:rFonts="맑은 고딕">
+          <w:rFonts w:ascii="맑은 고딕" w:hAnsi="맑은 고딕" w:eastAsia="맑은 고딕"/>
+          <w:b w:val="0"/>
+          <w:color w:val="6B7280"/>
+          <w:sz w:val="21"/>
+        </w:rPr>
+        <w:t xml:space="preserve">· </w:t>
+      </w:r>
+      <w:r>
+        <w:rPr w:rFonts="맑은 고딕">
+          <w:rFonts w:ascii="맑은 고딕" w:hAnsi="맑은 고딕" w:eastAsia="맑은 고딕"/>
+          <w:b/>
+          <w:color w:val="1F2937"/>
+          <w:sz w:val="21"/>
+        </w:rPr>
+        <w:t xml:space="preserve">역사적 위치: </w:t>
+      </w:r>
+      <w:r>
+        <w:rPr w:rFonts="맑은 고딕">
+          <w:rFonts w:ascii="맑은 고딕" w:hAnsi="맑은 고딕" w:eastAsia="맑은 고딕"/>
+          <w:b w:val="0"/>
+          <w:sz w:val="21"/>
+        </w:rPr>
+        <w:t>본작은 힙합의 라임과 하우스 음악 특유의 4/4박자 킥 드럼이 가장 완벽한 융합을 이룬 교과서적 작품입니다. 전자음악의 과도기 속에서 장르 간의 장벽을 허물고 훗날 펼쳐질 일렉트로닉 댄스 팝의 찬란한 전성기를 예견한 기념비적인 이정표로 평가받습니다.</w:t>
+      </w:r>
+    </w:p>
+    <w:p>
+      <w:pPr>
+        <w:spacing w:line="324" w:lineRule="auto" w:after="80"/>
+      </w:pPr>
+      <w:r>
+        <w:rPr w:rFonts="맑은 고딕">
+          <w:rFonts w:ascii="맑은 고딕" w:hAnsi="맑은 고딕" w:eastAsia="맑은 고딕"/>
+          <w:b w:val="0"/>
+          <w:color w:val="6B7280"/>
+          <w:sz w:val="21"/>
+        </w:rPr>
+        <w:t xml:space="preserve">· </w:t>
+      </w:r>
+      <w:r>
+        <w:rPr w:rFonts="맑은 고딕">
+          <w:rFonts w:ascii="맑은 고딕" w:hAnsi="맑은 고딕" w:eastAsia="맑은 고딕"/>
+          <w:b/>
+          <w:color w:val="1F2937"/>
+          <w:sz w:val="21"/>
+        </w:rPr>
+        <w:t xml:space="preserve">시대의 흔적(스토리텔링): </w:t>
+      </w:r>
+      <w:r>
+        <w:rPr w:rFonts="맑은 고딕">
+          <w:rFonts w:ascii="맑은 고딕" w:hAnsi="맑은 고딕" w:eastAsia="맑은 고딕"/>
+          <w:b w:val="0"/>
+          <w:sz w:val="21"/>
+        </w:rPr>
+        <w:t>베를린 장벽의 붕괴와 함께 새로운 자유와 낙관주의가 태동하던 1990년 무렵, 전 세계 젊은이들이 클럽의 어두운 조명 아래서 함께 땀 흘리며 나누었던 자유와 해방감의 공기가 음반 전체에 농밀하게 스며들어 있습니다.</w:t>
+      </w:r>
+    </w:p>
+    <w:p>
+      <w:pPr>
+        <w:spacing w:line="324" w:lineRule="auto" w:before="200" w:after="80"/>
+      </w:pPr>
+      <w:r>
+        <w:rPr w:rFonts="맑은 고딕">
+          <w:rFonts w:ascii="맑은 고딕" w:hAnsi="맑은 고딕" w:eastAsia="맑은 고딕"/>
+          <w:b/>
+          <w:color w:val="1E3A8A"/>
+          <w:sz w:val="24"/>
+        </w:rPr>
+        <w:t>4. 주요 수록곡 및 감상 제언</w:t>
+      </w:r>
+    </w:p>
+    <w:p>
+      <w:pPr>
+        <w:spacing w:line="324" w:lineRule="auto" w:after="80"/>
+      </w:pPr>
+      <w:r>
+        <w:rPr w:rFonts="맑은 고딕">
+          <w:rFonts w:ascii="맑은 고딕" w:hAnsi="맑은 고딕" w:eastAsia="맑은 고딕"/>
+          <w:b w:val="0"/>
+          <w:color w:val="6B7280"/>
+          <w:sz w:val="21"/>
+        </w:rPr>
+        <w:t xml:space="preserve">· </w:t>
+      </w:r>
+      <w:r>
+        <w:rPr w:rFonts="맑은 고딕">
+          <w:rFonts w:ascii="맑은 고딕" w:hAnsi="맑은 고딕" w:eastAsia="맑은 고딕"/>
+          <w:b/>
+          <w:color w:val="1F2937"/>
+          <w:sz w:val="21"/>
+        </w:rPr>
+        <w:t xml:space="preserve">주요 수록곡 특징: </w:t>
+      </w:r>
+      <w:r>
+        <w:rPr w:rFonts="맑은 고딕">
+          <w:rFonts w:ascii="맑은 고딕" w:hAnsi="맑은 고딕" w:eastAsia="맑은 고딕"/>
+          <w:b w:val="0"/>
+          <w:sz w:val="21"/>
+        </w:rPr>
+        <w:t>폭발적인 베이스라인과 묵직한 라임이 질주하는 타이틀곡 "Get Busy"는 듣는 이의 심장을 고동치게 만들며, 이어지는 "Pump That Body"는 감각적인 하우스 루프와 유쾌한 코러스가 어우러져 아날로그 댄스 뮤직 특유의 생동감 넘치는 낭만을 전해줍니다.</w:t>
+      </w:r>
+    </w:p>
+    <w:p>
+      <w:pPr>
+        <w:spacing w:line="324" w:lineRule="auto" w:after="80"/>
+      </w:pPr>
+      <w:r>
+        <w:rPr w:rFonts="맑은 고딕">
+          <w:rFonts w:ascii="맑은 고딕" w:hAnsi="맑은 고딕" w:eastAsia="맑은 고딕"/>
+          <w:b w:val="0"/>
+          <w:color w:val="6B7280"/>
+          <w:sz w:val="21"/>
+        </w:rPr>
+        <w:t xml:space="preserve">· </w:t>
+      </w:r>
+      <w:r>
+        <w:rPr w:rFonts="맑은 고딕">
+          <w:rFonts w:ascii="맑은 고딕" w:hAnsi="맑은 고딕" w:eastAsia="맑은 고딕"/>
+          <w:b/>
+          <w:color w:val="1F2937"/>
+          <w:sz w:val="21"/>
+        </w:rPr>
+        <w:t xml:space="preserve">빈티지 감상 제언: </w:t>
+      </w:r>
+      <w:r>
+        <w:rPr w:rFonts="맑은 고딕">
+          <w:rFonts w:ascii="맑은 고딕" w:hAnsi="맑은 고딕" w:eastAsia="맑은 고딕"/>
+          <w:b w:val="0"/>
+          <w:sz w:val="21"/>
+        </w:rPr>
+        <w:t>디지털 스트리밍에서는 결코 맛볼 수 없는 12인치 바이닐 특유의 두툼한 저역대 펀치력을 만끽하기 위해 진공관 앰프의 볼륨을 풍성하게 올리고, 베이스가 단단하게 조여지는 무빙 마그넷(MM) 카트리지로 감상할 것을 권합니다.</w:t>
+      </w:r>
+    </w:p>
+    <w:p>
+      <w:pPr>
+        <w:spacing w:line="324" w:lineRule="auto" w:after="80"/>
+      </w:pPr>
+      <w:r>
+        <w:rPr w:rFonts="맑은 고딕">
+          <w:rFonts w:ascii="맑은 고딕" w:hAnsi="맑은 고딕" w:eastAsia="맑은 고딕"/>
+          <w:b w:val="0"/>
+          <w:color w:val="6B7280"/>
+          <w:sz w:val="21"/>
+        </w:rPr>
+        <w:t xml:space="preserve">· </w:t>
+      </w:r>
+      <w:r>
+        <w:rPr w:rFonts="맑은 고딕">
+          <w:rFonts w:ascii="맑은 고딕" w:hAnsi="맑은 고딕" w:eastAsia="맑은 고딕"/>
+          <w:b/>
+          <w:color w:val="1F2937"/>
+          <w:sz w:val="21"/>
+        </w:rPr>
+        <w:t xml:space="preserve">소장 가치: </w:t>
+      </w:r>
+      <w:r>
+        <w:rPr w:rFonts="맑은 고딕">
+          <w:rFonts w:ascii="맑은 고딕" w:hAnsi="맑은 고딕" w:eastAsia="맑은 고딕"/>
+          <w:b w:val="0"/>
+          <w:sz w:val="21"/>
+        </w:rPr>
+        <w:t>시카고 힙하우스의 황금기를 대표하는 상징적인 아트워크와 오리지널 프레싱 바이닐만의 박진감 넘치는 소릿골은, 90년대 팝/댄스 컬렉션을 완성하고자 하는 애호가들에게 대체 불가능한 소장 가치를 선사합니다.</w:t>
+      </w:r>
+    </w:p>
+    <w:p>
+      <w:pPr>
+        <w:spacing w:line="324" w:lineRule="auto" w:after="120" w:before="160"/>
+      </w:pPr>
+      <w:r>
+        <w:rPr w:rFonts="맑은 고딕">
+          <w:rFonts w:ascii="맑은 고딕" w:hAnsi="맑은 고딕" w:eastAsia="맑은 고딕"/>
+          <w:b/>
+          <w:color w:val="4338CA"/>
+          <w:sz w:val="21"/>
+        </w:rPr>
+        <w:t>이 음반을 통해 아날로그 LP의 생생한 소릿골이 전해주는 감동을 다시 한번 경험해 보시는 것은 어떨까요?</w:t>
       </w:r>
     </w:p>
     <w:sectPr>
       <w:pgSz w:w="12240" w:h="15840"/>
-      <w:pgMar w:top="1440" w:right="1440" w:bottom="1440" w:left="1440" w:header="720" w:footer="720" w:gutter="0"/>
+      <w:pgMar w:top="1152" w:right="1296" w:bottom="1152" w:left="1296" w:header="720" w:footer="720" w:gutter="0"/>
       <w:cols w:space="720"/>
       <w:docGrid w:linePitch="360"/>
     </w:sectPr>

--- a/word_reports/LP_0250_위치_446_Mr. Lee_Get Busy.docx
+++ b/word_reports/LP_0250_위치_446_Mr. Lee_Get Busy.docx
@@ -32,7 +32,7 @@
     </w:p>
     <w:p>
       <w:pPr>
-        <w:spacing w:line="324" w:lineRule="auto" w:before="80" w:after="160"/>
+        <w:spacing w:line="324" w:lineRule="auto" w:before="80" w:after="120"/>
       </w:pPr>
       <w:r>
         <w:rPr w:rFonts="맑은 고딕">
@@ -42,13 +42,6 @@
           <w:sz w:val="22"/>
         </w:rPr>
         <w:t xml:space="preserve">[음반 소개] </w:t>
-      </w:r>
-      <w:r>
-        <w:rPr w:rFonts="맑은 고딕">
-          <w:rFonts w:ascii="맑은 고딕" w:hAnsi="맑은 고딕" w:eastAsia="맑은 고딕"/>
-          <w:b w:val="0"/>
-          <w:sz w:val="21"/>
-        </w:rPr>
       </w:r>
     </w:p>
     <w:p>
@@ -61,7 +54,33 @@
           <w:b w:val="0"/>
           <w:sz w:val="21"/>
         </w:rPr>
-        <w:t>1980년대 후반과 1990년대 초반, 시카고의 뜨거운 밤을 수놓았던 하우스 음악의 박동과 거리의 힙합이 절묘하게 교차하는 지점에 본작 《Get Busy》가 우뚝 서 있습니다. 턴테이블 위에서 피어오르는 생생한 비트는 당대 클럽 문화의 순수한 열정과 청춘의 숨결을 고스란히 봉인하고 있으며, 거친 아날로그 그루브 속에서도 음악적 세련미를 잃지 않는 명작입니다. 시대를 뛰어넘어 LP의 소릿골을 타고 흐르는 리듬의 향연은 댄스 음악 역시 하나의 고결한 예술적 기록물이 될 수 있음을 묵직하게 증명합니다.</w:t>
+        <w:t>1980년대의 황혼과 1990년대의 새로운 새벽이 교차하던 시기, 미국 시카고의 언더그라운드 클럽 씬은 대중음악사의 흐름을 영원히 바꾸어 놓을 거대한 지각변동을 겪고 있었습니다. 소울과 디스코의 유산 위에서 피어난 하우스 음악의 묵직한 4분음표 킥 드럼과, 뉴욕의 거리를 지배하던 힙합의 날 선 운율이 운명처럼 조우한 장르가 바로 ‘힙하우스(Hip-House)’였습니다. 그 폭발적인 크로스오버의 중심에서 한 시대를 호령했던 미스터 리(Mr. Lee)의 정규 데뷔작 『Get Busy』는, 단순한 댄스 플로어의 열기를 넘어 흑인 음악의 두 거대한 줄기가 가장 유기적이고도 독창적인 형태로 맞물려 탄생한 기념비적 역작입니다.</w:t>
+      </w:r>
+    </w:p>
+    <w:p>
+      <w:pPr>
+        <w:spacing w:line="324" w:lineRule="auto" w:after="120"/>
+      </w:pPr>
+      <w:r>
+        <w:rPr w:rFonts="맑은 고딕">
+          <w:rFonts w:ascii="맑은 고딕" w:hAnsi="맑은 고딕" w:eastAsia="맑은 고딕"/>
+          <w:b w:val="0"/>
+          <w:sz w:val="21"/>
+        </w:rPr>
+        <w:t>본 작에서 미스터 리는 래퍼이자 프로듀서, 그리고 디제이로서 축적한 감각을 유감없이 발휘하며 청자들에게 팽팽한 리듬의 긴장감과 원초적인 해방감을 선사합니다. 롤랜드의 전설적인 드럼 머신 TR-909와 신시사이저가 직조해내는 아날로그적 질감은 차가운 전자음의 외피를 두르고 있으면서도, 그 심장부에는 인간적인 그루브와 뜨거운 생명력이 쉼 없이 박동하고 있습니다. 그는 직관적이면서도 리드미컬한 플로우를 통해 클럽이라는 한정된 공간을 청춘들의 고뇌와 환희가 응축된 현대적 제의(祭儀)의 공간으로 탈바꿈시켰으며, 이는 당시 팝과 언더그라운드의 경계를 허무는 선구적 음악 철학의 발현이었습니다.</w:t>
+      </w:r>
+    </w:p>
+    <w:p>
+      <w:pPr>
+        <w:spacing w:line="324" w:lineRule="auto" w:after="120"/>
+      </w:pPr>
+      <w:r>
+        <w:rPr w:rFonts="맑은 고딕">
+          <w:rFonts w:ascii="맑은 고딕" w:hAnsi="맑은 고딕" w:eastAsia="맑은 고딕"/>
+          <w:b w:val="0"/>
+          <w:sz w:val="21"/>
+        </w:rPr>
+        <w:t>세월이 흘러 디지털 테크놀로지가 음악의 질감을 매끄럽게 다듬어낸 오늘날에도, 검은 바이닐의 소릿골에 새겨진 『Get Busy』의 거칠고도 순수한 에너지는 결코 퇴색하지 않는 서정적 울림을 자아냅니다. 그것은 단순히 과거의 유행가가 아닌, 턴테이블 위에서 회전하는 바늘 끝을 통해 당대 거리의 거친 숨결과 청춘의 찬란한 박동을 생생히 복원해내는 아날로그 사운드의 경이로운 유산이기 때문입니다.</w:t>
       </w:r>
     </w:p>
     <w:p>
@@ -129,37 +148,6 @@
           <w:color w:val="1F2937"/>
           <w:sz w:val="21"/>
         </w:rPr>
-        <w:t xml:space="preserve">아티스트: </w:t>
-      </w:r>
-      <w:r>
-        <w:rPr w:rFonts="맑은 고딕">
-          <w:rFonts w:ascii="맑은 고딕" w:hAnsi="맑은 고딕" w:eastAsia="맑은 고딕"/>
-          <w:b w:val="0"/>
-          <w:sz w:val="21"/>
-        </w:rPr>
-        <w:t>Mr. Lee (이씨)</w:t>
-      </w:r>
-    </w:p>
-    <w:p>
-      <w:pPr>
-        <w:spacing w:line="324" w:lineRule="auto" w:after="80"/>
-      </w:pPr>
-      <w:r>
-        <w:rPr w:rFonts="맑은 고딕">
-          <w:rFonts w:ascii="맑은 고딕" w:hAnsi="맑은 고딕" w:eastAsia="맑은 고딕"/>
-          <w:b w:val="0"/>
-          <w:color w:val="6B7280"/>
-          <w:sz w:val="21"/>
-        </w:rPr>
-        <w:t xml:space="preserve">· </w:t>
-      </w:r>
-      <w:r>
-        <w:rPr w:rFonts="맑은 고딕">
-          <w:rFonts w:ascii="맑은 고딕" w:hAnsi="맑은 고딕" w:eastAsia="맑은 고딕"/>
-          <w:b/>
-          <w:color w:val="1F2937"/>
-          <w:sz w:val="21"/>
-        </w:rPr>
         <w:t xml:space="preserve">발매 정보: </w:t>
       </w:r>
       <w:r>
@@ -168,7 +156,7 @@
           <w:b w:val="0"/>
           <w:sz w:val="21"/>
         </w:rPr>
-        <w:t>1990년 명문 레이블 자이브 레코드(Jive Records)를 통해 세상에 울려 퍼진 앨범으로, 시카고 언더그라운드에서 태동한 '힙하우스(Hip-House)' 장르를 메이저 팝 씬의 정점으로 끌어올린 역사적 기록물입니다.</w:t>
+        <w:t>1990년 세계적인 명문 레이블 자이브(Jive Records)를 통해 공식 발매되었으며, 시카고 힙하우스 무브먼트의 정수를 집대성하여 전 세계 댄스 팝 씬에 거대한 충격을 안긴 정규 앨범입니다.</w:t>
       </w:r>
     </w:p>
     <w:p>
@@ -199,7 +187,7 @@
           <w:b w:val="0"/>
           <w:sz w:val="21"/>
         </w:rPr>
-        <w:t>타이틀곡 "Get Busy"가 빌보드 핫 100 차트 41위에 오르고 핫 댄스 클럽 플레이 차트 2위를 기록하는 등 대중적 돌풍을 일으켰으며, 전 세계 클럽과 라디오 전파를 장악하며 골드 레코드에 필적하는 기념비적인 판매고를 달성했습니다.</w:t>
+        <w:t>타이틀 싱글 "Get Busy"가 미국 빌보드 댄스 클럽 플레이 차트 1위 및 핫 100 차트 41위에 오르고, "Pump That Body" 역시 댄스 차트 최상위권을 휩쓸며 전 세계 클럽과 음반 매장에서 기록적인 판매고를 올렸습니다.</w:t>
       </w:r>
     </w:p>
     <w:p>
@@ -230,7 +218,7 @@
           <w:b w:val="0"/>
           <w:sz w:val="21"/>
         </w:rPr>
-        <w:t>힙합과 전자 댄스 음악의 경계를 허문 독창성을 인정받아 당대 유수의 음악 비평지로부터 찬사를 받았으며, 90년대 댄스 뮤직 씬을 주도한 가장 선구적인 힙하우스 명반으로 영구히 자리매김했습니다.</w:t>
+        <w:t>1990년대 초 미국 및 유럽 댄스 뮤직 어워드 후보에 오르며 음악적 파급력을 인정받았고, 다수의 유력 음악 매체로부터 ‘힙하우스 황금기를 정의한 필청 명반’으로 공인받았습니다.</w:t>
       </w:r>
     </w:p>
     <w:p>
@@ -275,7 +263,7 @@
           <w:b w:val="0"/>
           <w:sz w:val="21"/>
         </w:rPr>
-        <w:t>미국 (일리노이주 시카고)</w:t>
+        <w:t>미국</w:t>
       </w:r>
     </w:p>
     <w:p>
@@ -306,7 +294,7 @@
           <w:b w:val="0"/>
           <w:sz w:val="21"/>
         </w:rPr>
-        <w:t>1968년 출생 ~ 현재</w:t>
+        <w:t>1968년생 ~ 현재</w:t>
       </w:r>
     </w:p>
     <w:p>
@@ -337,7 +325,7 @@
           <w:b w:val="0"/>
           <w:sz w:val="21"/>
         </w:rPr>
-        <w:t>솔로 (프로듀서, DJ 겸 래퍼)</w:t>
+        <w:t>솔로</w:t>
       </w:r>
     </w:p>
     <w:p>
@@ -368,7 +356,7 @@
           <w:b w:val="0"/>
           <w:sz w:val="21"/>
         </w:rPr>
-        <w:t>시카고 힙하우스 무브먼트의 핵심 주역으로 활약한 미스터 리(Leroy Haggard Jr.)는 탁월한 프로듀싱 감각과 역동적인 랩 메이킹 능력을 겸비한 전천후 아티스트입니다. 그는 전자 드럼 머신의 건조한 질감에 소울풀한 리듬을 덧입히며 1990년대 초반 글로벌 댄스 플로어의 음악적 어법을 완전히 새롭게 정의해 냈습니다.</w:t>
+        <w:t>시카고 출신의 프로듀서이자 래퍼, DJ인 미스터 리는 하우스 음악의 고동치는 비트와 힙합의 라임을 결합한 힙하우스 장르의 독보적인 선구자입니다. 그는 뛰어난 아날로그 비트메이킹 능력과 대중을 단숨에 사로잡는 보컬 플로우를 통해 1990년대 초 대중음악계의 지평을 넓힌 혁신가로 평가받습니다.</w:t>
       </w:r>
     </w:p>
     <w:p>
@@ -413,7 +401,7 @@
           <w:b w:val="0"/>
           <w:sz w:val="21"/>
         </w:rPr>
-        <w:t>본작은 힙합의 라임과 하우스 음악 특유의 4/4박자 킥 드럼이 가장 완벽한 융합을 이룬 교과서적 작품입니다. 전자음악의 과도기 속에서 장르 간의 장벽을 허물고 훗날 펼쳐질 일렉트로닉 댄스 팝의 찬란한 전성기를 예견한 기념비적인 이정표로 평가받습니다.</w:t>
+        <w:t>힙합과 하우스라는 두 이질적인 흑인 음악 장르를 완벽한 균형미로 조화시킨 힙하우스 사조의 최고 정점에 위치한 앨범으로, 훗날 등장할 유로댄스와 일렉트로닉 댄스 팝의 탄생에 지대한 구조적 모태를 제공한 역사적 작품입니다.</w:t>
       </w:r>
     </w:p>
     <w:p>
@@ -444,7 +432,7 @@
           <w:b w:val="0"/>
           <w:sz w:val="21"/>
         </w:rPr>
-        <w:t>베를린 장벽의 붕괴와 함께 새로운 자유와 낙관주의가 태동하던 1990년 무렵, 전 세계 젊은이들이 클럽의 어두운 조명 아래서 함께 땀 흘리며 나누었던 자유와 해방감의 공기가 음반 전체에 농밀하게 스며들어 있습니다.</w:t>
+        <w:t>1980년대 말 베를린 장벽의 붕괴와 함께 찾아온 새로운 시대의 개막, 그리고 도심 속 클럽에서 계급과 인종을 넘어 하나 되어 춤추던 당대 젊은이들의 역동적인 시대정신과 자유를 향한 순수한 열망이 짙게 배어 있습니다.</w:t>
       </w:r>
     </w:p>
     <w:p>
@@ -489,7 +477,99 @@
           <w:b w:val="0"/>
           <w:sz w:val="21"/>
         </w:rPr>
-        <w:t>폭발적인 베이스라인과 묵직한 라임이 질주하는 타이틀곡 "Get Busy"는 듣는 이의 심장을 고동치게 만들며, 이어지는 "Pump That Body"는 감각적인 하우스 루프와 유쾌한 코러스가 어우러져 아날로그 댄스 뮤직 특유의 생동감 넘치는 낭만을 전해줍니다.</w:t>
+      </w:r>
+    </w:p>
+    <w:p>
+      <w:pPr>
+        <w:spacing w:line="324" w:lineRule="auto" w:after="80"/>
+      </w:pPr>
+      <w:r>
+        <w:rPr w:rFonts="맑은 고딕">
+          <w:rFonts w:ascii="맑은 고딕" w:hAnsi="맑은 고딕" w:eastAsia="맑은 고딕"/>
+          <w:b w:val="0"/>
+          <w:color w:val="6B7280"/>
+          <w:sz w:val="21"/>
+        </w:rPr>
+        <w:t xml:space="preserve">· </w:t>
+      </w:r>
+      <w:r>
+        <w:rPr w:rFonts="맑은 고딕">
+          <w:rFonts w:ascii="맑은 고딕" w:hAnsi="맑은 고딕" w:eastAsia="맑은 고딕"/>
+          <w:b/>
+          <w:color w:val="1F2937"/>
+          <w:sz w:val="21"/>
+        </w:rPr>
+        <w:t xml:space="preserve">"Get Busy": </w:t>
+      </w:r>
+      <w:r>
+        <w:rPr w:rFonts="맑은 고딕">
+          <w:rFonts w:ascii="맑은 고딕" w:hAnsi="맑은 고딕" w:eastAsia="맑은 고딕"/>
+          <w:b w:val="0"/>
+          <w:sz w:val="21"/>
+        </w:rPr>
+        <w:t>몰아치는 4/4박자 킥과 미스터 리의 속도감 넘치는 래핑이 폭발적인 시너지를 일으키는 음반의 백미이자 영원한 클래식입니다.</w:t>
+      </w:r>
+    </w:p>
+    <w:p>
+      <w:pPr>
+        <w:spacing w:line="324" w:lineRule="auto" w:after="80"/>
+      </w:pPr>
+      <w:r>
+        <w:rPr w:rFonts="맑은 고딕">
+          <w:rFonts w:ascii="맑은 고딕" w:hAnsi="맑은 고딕" w:eastAsia="맑은 고딕"/>
+          <w:b w:val="0"/>
+          <w:color w:val="6B7280"/>
+          <w:sz w:val="21"/>
+        </w:rPr>
+        <w:t xml:space="preserve">· </w:t>
+      </w:r>
+      <w:r>
+        <w:rPr w:rFonts="맑은 고딕">
+          <w:rFonts w:ascii="맑은 고딕" w:hAnsi="맑은 고딕" w:eastAsia="맑은 고딕"/>
+          <w:b/>
+          <w:color w:val="1F2937"/>
+          <w:sz w:val="21"/>
+        </w:rPr>
+        <w:t xml:space="preserve">"Pump That Body": </w:t>
+      </w:r>
+      <w:r>
+        <w:rPr w:rFonts="맑은 고딕">
+          <w:rFonts w:ascii="맑은 고딕" w:hAnsi="맑은 고딕" w:eastAsia="맑은 고딕"/>
+          <w:b w:val="0"/>
+          <w:sz w:val="21"/>
+        </w:rPr>
+        <w:t>관능적이고 육중한 베이스라인과 묵직한 하우스 리듬이 공간을 압도하며 춤에 대한 원초적 본능을 일깨우는 명곡입니다.</w:t>
+      </w:r>
+    </w:p>
+    <w:p>
+      <w:pPr>
+        <w:spacing w:line="324" w:lineRule="auto" w:after="80"/>
+      </w:pPr>
+      <w:r>
+        <w:rPr w:rFonts="맑은 고딕">
+          <w:rFonts w:ascii="맑은 고딕" w:hAnsi="맑은 고딕" w:eastAsia="맑은 고딕"/>
+          <w:b w:val="0"/>
+          <w:color w:val="6B7280"/>
+          <w:sz w:val="21"/>
+        </w:rPr>
+        <w:t xml:space="preserve">· </w:t>
+      </w:r>
+      <w:r>
+        <w:rPr w:rFonts="맑은 고딕">
+          <w:rFonts w:ascii="맑은 고딕" w:hAnsi="맑은 고딕" w:eastAsia="맑은 고딕"/>
+          <w:b/>
+          <w:color w:val="1F2937"/>
+          <w:sz w:val="21"/>
+        </w:rPr>
+        <w:t xml:space="preserve">"I Like the Girls": </w:t>
+      </w:r>
+      <w:r>
+        <w:rPr w:rFonts="맑은 고딕">
+          <w:rFonts w:ascii="맑은 고딕" w:hAnsi="맑은 고딕" w:eastAsia="맑은 고딕"/>
+          <w:b w:val="0"/>
+          <w:sz w:val="21"/>
+        </w:rPr>
+        <w:t>유쾌한 스토리텔링과 팝적인 멜로디 감각이 조화를 이루어 아티스트의 다채로운 음악적 스펙트럼을 보여주는 트랙입니다.</w:t>
       </w:r>
     </w:p>
     <w:p>
@@ -520,7 +600,7 @@
           <w:b w:val="0"/>
           <w:sz w:val="21"/>
         </w:rPr>
-        <w:t>디지털 스트리밍에서는 결코 맛볼 수 없는 12인치 바이닐 특유의 두툼한 저역대 펀치력을 만끽하기 위해 진공관 앰프의 볼륨을 풍성하게 올리고, 베이스가 단단하게 조여지는 무빙 마그넷(MM) 카트리지로 감상할 것을 권합니다.</w:t>
+        <w:t>굵직한 아날로그 롤랜드 드럼 머신의 펀치력과 빈티지 신시사이저의 두터운 질감을 제대로 체감하기 위해, 진공관 앰프 특유의 따뜻하고 풍성한 저역 보정을 거쳐 다이내믹 레인지가 넓은 대구경 스피커로 감상할 때 바이닐 특유의 생동감 넘치는 공간감이 극대화됩니다.</w:t>
       </w:r>
     </w:p>
     <w:p>
@@ -551,7 +631,7 @@
           <w:b w:val="0"/>
           <w:sz w:val="21"/>
         </w:rPr>
-        <w:t>시카고 힙하우스의 황금기를 대표하는 상징적인 아트워크와 오리지널 프레싱 바이닐만의 박진감 넘치는 소릿골은, 90년대 팝/댄스 컬렉션을 완성하고자 하는 애호가들에게 대체 불가능한 소장 가치를 선사합니다.</w:t>
+        <w:t>시카고 하우스와 힙합이 교차하던 찬란한 음악사적 전환기를 완벽하게 보존하고 있는 초반 LP로서, 90년대 빈티지 댄스/블랙 뮤직을 사랑하는 정통 컬렉터라면 결코 놓칠 수 없는 독보적인 아카이빙 가치를 지닙니다.</w:t>
       </w:r>
     </w:p>
     <w:p>
@@ -565,7 +645,7 @@
           <w:color w:val="4338CA"/>
           <w:sz w:val="21"/>
         </w:rPr>
-        <w:t>이 음반을 통해 아날로그 LP의 생생한 소릿골이 전해주는 감동을 다시 한번 경험해 보시는 것은 어떨까요?</w:t>
+        <w:t>이 음반을 통해 아날로그 바이닐의 묵직한 소릿골 사이로 피어오르는 1990년대 초 시카고의 뜨거운 열기와 순수한 리듬이 전해주는 감동을 다시 한번 경험해 보시는 것은 어떨까요?</w:t>
       </w:r>
     </w:p>
     <w:sectPr>
